--- a/Informe AMI.docx
+++ b/Informe AMI.docx
@@ -183,7 +183,23 @@
           <w:sz w:val="28"/>
           <w:szCs w:val="28"/>
         </w:rPr>
-        <w:t xml:space="preserve">De los Santos, Estevez Castellano, Hsieh, Jeifetz y </w:t>
+        <w:t xml:space="preserve">De los Santos, Estevez Castellano, Hsieh, </w:t>
+      </w:r>
+      <w:proofErr w:type="spellStart"/>
+      <w:r>
+        <w:rPr>
+          <w:sz w:val="28"/>
+          <w:szCs w:val="28"/>
+        </w:rPr>
+        <w:t>Jeifetz</w:t>
+      </w:r>
+      <w:proofErr w:type="spellEnd"/>
+      <w:r>
+        <w:rPr>
+          <w:sz w:val="28"/>
+          <w:szCs w:val="28"/>
+        </w:rPr>
+        <w:t xml:space="preserve"> y </w:t>
       </w:r>
       <w:proofErr w:type="spellStart"/>
       <w:r>
@@ -292,7 +308,7 @@
       <w:sdtContent>
         <w:p>
           <w:pPr>
-            <w:pStyle w:val="TtuloTDC"/>
+            <w:pStyle w:val="TOCHeading"/>
             <w:rPr>
               <w:color w:val="auto"/>
               <w:sz w:val="36"/>
@@ -311,7 +327,7 @@
         </w:p>
         <w:p>
           <w:pPr>
-            <w:pStyle w:val="TDC2"/>
+            <w:pStyle w:val="TOC2"/>
             <w:tabs>
               <w:tab w:val="right" w:leader="dot" w:pos="8494"/>
             </w:tabs>
@@ -333,7 +349,7 @@
           <w:hyperlink w:anchor="_Toc241135410" w:history="1">
             <w:r>
               <w:rPr>
-                <w:rStyle w:val="Hipervnculo"/>
+                <w:rStyle w:val="Hyperlink"/>
                 <w:b/>
                 <w:bCs/>
                 <w:noProof/>
@@ -392,7 +408,7 @@
         </w:p>
         <w:p>
           <w:pPr>
-            <w:pStyle w:val="TDC3"/>
+            <w:pStyle w:val="TOC3"/>
             <w:rPr>
               <w:rFonts w:eastAsiaTheme="minorEastAsia"/>
               <w:i w:val="0"/>
@@ -403,7 +419,7 @@
           <w:hyperlink w:anchor="_Toc241135411" w:history="1">
             <w:r>
               <w:rPr>
-                <w:rStyle w:val="Hipervnculo"/>
+                <w:rStyle w:val="Hyperlink"/>
                 <w:color w:val="auto"/>
               </w:rPr>
               <w:t>Público objetivo</w:t>
@@ -453,7 +469,7 @@
         </w:p>
         <w:p>
           <w:pPr>
-            <w:pStyle w:val="TDC3"/>
+            <w:pStyle w:val="TOC3"/>
             <w:rPr>
               <w:rFonts w:eastAsiaTheme="minorEastAsia"/>
               <w:i w:val="0"/>
@@ -464,7 +480,7 @@
           <w:hyperlink w:anchor="_Toc241135412" w:history="1">
             <w:r>
               <w:rPr>
-                <w:rStyle w:val="Hipervnculo"/>
+                <w:rStyle w:val="Hyperlink"/>
                 <w:color w:val="auto"/>
               </w:rPr>
               <w:t>Por qué hoy fracasa</w:t>
@@ -514,7 +530,7 @@
         </w:p>
         <w:p>
           <w:pPr>
-            <w:pStyle w:val="TDC3"/>
+            <w:pStyle w:val="TOC3"/>
             <w:rPr>
               <w:rFonts w:eastAsiaTheme="minorEastAsia"/>
               <w:i w:val="0"/>
@@ -525,7 +541,7 @@
           <w:hyperlink w:anchor="_Toc241135413" w:history="1">
             <w:r>
               <w:rPr>
-                <w:rStyle w:val="Hipervnculo"/>
+                <w:rStyle w:val="Hyperlink"/>
                 <w:color w:val="auto"/>
               </w:rPr>
               <w:t>AMI: qué hace y por qué se llama así</w:t>
@@ -575,7 +591,7 @@
         </w:p>
         <w:p>
           <w:pPr>
-            <w:pStyle w:val="TDC2"/>
+            <w:pStyle w:val="TOC2"/>
             <w:tabs>
               <w:tab w:val="right" w:leader="dot" w:pos="8494"/>
             </w:tabs>
@@ -588,7 +604,7 @@
           <w:hyperlink w:anchor="_Toc241135414" w:history="1">
             <w:r>
               <w:rPr>
-                <w:rStyle w:val="Hipervnculo"/>
+                <w:rStyle w:val="Hyperlink"/>
                 <w:b/>
                 <w:bCs/>
                 <w:noProof/>
@@ -648,7 +664,7 @@
         </w:p>
         <w:p>
           <w:pPr>
-            <w:pStyle w:val="TDC3"/>
+            <w:pStyle w:val="TOC3"/>
             <w:rPr>
               <w:rFonts w:eastAsiaTheme="minorEastAsia"/>
               <w:i w:val="0"/>
@@ -659,7 +675,7 @@
           <w:hyperlink w:anchor="_Toc241135415" w:history="1">
             <w:r>
               <w:rPr>
-                <w:rStyle w:val="Hipervnculo"/>
+                <w:rStyle w:val="Hyperlink"/>
                 <w:color w:val="auto"/>
               </w:rPr>
               <w:t>Atención y práctica deliberada</w:t>
@@ -709,7 +725,7 @@
         </w:p>
         <w:p>
           <w:pPr>
-            <w:pStyle w:val="TDC3"/>
+            <w:pStyle w:val="TOC3"/>
             <w:rPr>
               <w:rFonts w:eastAsiaTheme="minorEastAsia"/>
               <w:i w:val="0"/>
@@ -720,7 +736,7 @@
           <w:hyperlink w:anchor="_Toc241135416" w:history="1">
             <w:r>
               <w:rPr>
-                <w:rStyle w:val="Hipervnculo"/>
+                <w:rStyle w:val="Hyperlink"/>
                 <w:color w:val="auto"/>
               </w:rPr>
               <w:t>Feedback constructivo</w:t>
@@ -770,7 +786,7 @@
         </w:p>
         <w:p>
           <w:pPr>
-            <w:pStyle w:val="TDC3"/>
+            <w:pStyle w:val="TOC3"/>
             <w:rPr>
               <w:rFonts w:eastAsiaTheme="minorEastAsia"/>
               <w:i w:val="0"/>
@@ -781,7 +797,7 @@
           <w:hyperlink w:anchor="_Toc241135417" w:history="1">
             <w:r>
               <w:rPr>
-                <w:rStyle w:val="Hipervnculo"/>
+                <w:rStyle w:val="Hyperlink"/>
                 <w:color w:val="auto"/>
               </w:rPr>
               <w:t>Motivación intrínseca vs. extrínseca</w:t>
@@ -831,7 +847,7 @@
         </w:p>
         <w:p>
           <w:pPr>
-            <w:pStyle w:val="TDC3"/>
+            <w:pStyle w:val="TOC3"/>
             <w:rPr>
               <w:rFonts w:eastAsiaTheme="minorEastAsia"/>
               <w:i w:val="0"/>
@@ -842,7 +858,7 @@
           <w:hyperlink w:anchor="_Toc241135418" w:history="1">
             <w:r>
               <w:rPr>
-                <w:rStyle w:val="Hipervnculo"/>
+                <w:rStyle w:val="Hyperlink"/>
                 <w:color w:val="auto"/>
               </w:rPr>
               <w:t>Consolidación y naturaleza multiplicativa</w:t>
@@ -892,7 +908,7 @@
         </w:p>
         <w:p>
           <w:pPr>
-            <w:pStyle w:val="TDC2"/>
+            <w:pStyle w:val="TOC2"/>
             <w:tabs>
               <w:tab w:val="right" w:leader="dot" w:pos="8494"/>
             </w:tabs>
@@ -905,7 +921,7 @@
           <w:hyperlink w:anchor="_Toc241135419" w:history="1">
             <w:r>
               <w:rPr>
-                <w:rStyle w:val="Hipervnculo"/>
+                <w:rStyle w:val="Hyperlink"/>
                 <w:b/>
                 <w:bCs/>
                 <w:noProof/>
@@ -965,7 +981,7 @@
         </w:p>
         <w:p>
           <w:pPr>
-            <w:pStyle w:val="TDC3"/>
+            <w:pStyle w:val="TOC3"/>
             <w:rPr>
               <w:rFonts w:eastAsiaTheme="minorEastAsia"/>
               <w:i w:val="0"/>
@@ -976,7 +992,7 @@
           <w:hyperlink w:anchor="_Toc241135420" w:history="1">
             <w:r>
               <w:rPr>
-                <w:rStyle w:val="Hipervnculo"/>
+                <w:rStyle w:val="Hyperlink"/>
                 <w:color w:val="auto"/>
               </w:rPr>
               <w:t>El costo de entrada</w:t>
@@ -1026,7 +1042,7 @@
         </w:p>
         <w:p>
           <w:pPr>
-            <w:pStyle w:val="TDC3"/>
+            <w:pStyle w:val="TOC3"/>
             <w:rPr>
               <w:rFonts w:eastAsiaTheme="minorEastAsia"/>
               <w:i w:val="0"/>
@@ -1037,7 +1053,7 @@
           <w:hyperlink w:anchor="_Toc241135421" w:history="1">
             <w:r>
               <w:rPr>
-                <w:rStyle w:val="Hipervnculo"/>
+                <w:rStyle w:val="Hyperlink"/>
                 <w:color w:val="auto"/>
               </w:rPr>
               <w:t>El pico y el final</w:t>
@@ -1087,7 +1103,7 @@
         </w:p>
         <w:p>
           <w:pPr>
-            <w:pStyle w:val="TDC2"/>
+            <w:pStyle w:val="TOC2"/>
             <w:tabs>
               <w:tab w:val="right" w:leader="dot" w:pos="8494"/>
             </w:tabs>
@@ -1100,7 +1116,7 @@
           <w:hyperlink w:anchor="_Toc241135422" w:history="1">
             <w:r>
               <w:rPr>
-                <w:rStyle w:val="Hipervnculo"/>
+                <w:rStyle w:val="Hyperlink"/>
                 <w:b/>
                 <w:bCs/>
                 <w:noProof/>
@@ -1159,7 +1175,7 @@
         </w:p>
         <w:p>
           <w:pPr>
-            <w:pStyle w:val="TDC2"/>
+            <w:pStyle w:val="TOC2"/>
             <w:tabs>
               <w:tab w:val="right" w:leader="dot" w:pos="8494"/>
             </w:tabs>
@@ -1172,7 +1188,7 @@
           <w:hyperlink w:anchor="_Toc241135423" w:history="1">
             <w:r>
               <w:rPr>
-                <w:rStyle w:val="Hipervnculo"/>
+                <w:rStyle w:val="Hyperlink"/>
                 <w:b/>
                 <w:bCs/>
                 <w:noProof/>
@@ -1231,7 +1247,7 @@
         </w:p>
         <w:p>
           <w:pPr>
-            <w:pStyle w:val="TDC2"/>
+            <w:pStyle w:val="TOC2"/>
             <w:tabs>
               <w:tab w:val="right" w:leader="dot" w:pos="8494"/>
             </w:tabs>
@@ -1244,7 +1260,7 @@
           <w:hyperlink w:anchor="_Toc241135424" w:history="1">
             <w:r>
               <w:rPr>
-                <w:rStyle w:val="Hipervnculo"/>
+                <w:rStyle w:val="Hyperlink"/>
                 <w:b/>
                 <w:bCs/>
                 <w:noProof/>
@@ -1303,7 +1319,7 @@
         </w:p>
         <w:p>
           <w:pPr>
-            <w:pStyle w:val="TDC2"/>
+            <w:pStyle w:val="TOC2"/>
             <w:tabs>
               <w:tab w:val="right" w:leader="dot" w:pos="8494"/>
             </w:tabs>
@@ -1316,7 +1332,7 @@
           <w:hyperlink w:anchor="_Toc241135425" w:history="1">
             <w:r>
               <w:rPr>
-                <w:rStyle w:val="Hipervnculo"/>
+                <w:rStyle w:val="Hyperlink"/>
                 <w:b/>
                 <w:bCs/>
                 <w:noProof/>
@@ -1375,7 +1391,7 @@
         </w:p>
         <w:p>
           <w:pPr>
-            <w:pStyle w:val="TDC2"/>
+            <w:pStyle w:val="TOC2"/>
             <w:tabs>
               <w:tab w:val="right" w:leader="dot" w:pos="8494"/>
             </w:tabs>
@@ -1388,7 +1404,7 @@
           <w:hyperlink w:anchor="_Toc241135426" w:history="1">
             <w:r>
               <w:rPr>
-                <w:rStyle w:val="Hipervnculo"/>
+                <w:rStyle w:val="Hyperlink"/>
                 <w:b/>
                 <w:bCs/>
                 <w:noProof/>
@@ -1556,7 +1572,7 @@
     </w:p>
     <w:p>
       <w:pPr>
-        <w:pStyle w:val="Ttulo2"/>
+        <w:pStyle w:val="Heading2"/>
         <w:rPr>
           <w:b/>
           <w:bCs/>
@@ -1581,7 +1597,7 @@
     </w:p>
     <w:p>
       <w:pPr>
-        <w:pStyle w:val="Ttulo3"/>
+        <w:pStyle w:val="Heading3"/>
         <w:rPr>
           <w:i/>
           <w:iCs/>
@@ -1630,7 +1646,7 @@
     </w:p>
     <w:p>
       <w:pPr>
-        <w:pStyle w:val="Ttulo3"/>
+        <w:pStyle w:val="Heading3"/>
         <w:rPr>
           <w:i/>
           <w:iCs/>
@@ -1809,7 +1825,7 @@
     </w:p>
     <w:p>
       <w:pPr>
-        <w:pStyle w:val="Ttulo3"/>
+        <w:pStyle w:val="Heading3"/>
         <w:rPr>
           <w:i/>
           <w:iCs/>
@@ -1980,7 +1996,7 @@
     </w:p>
     <w:p>
       <w:pPr>
-        <w:pStyle w:val="Ttulo2"/>
+        <w:pStyle w:val="Heading2"/>
         <w:rPr>
           <w:b/>
           <w:bCs/>
@@ -2020,7 +2036,7 @@
     </w:p>
     <w:p>
       <w:pPr>
-        <w:pStyle w:val="Ttulo3"/>
+        <w:pStyle w:val="Heading3"/>
         <w:rPr>
           <w:i/>
           <w:iCs/>
@@ -2044,7 +2060,7 @@
     </w:p>
     <w:p>
       <w:pPr>
-        <w:pStyle w:val="Prrafodelista"/>
+        <w:pStyle w:val="ListParagraph"/>
         <w:numPr>
           <w:ilvl w:val="0"/>
           <w:numId w:val="18"/>
@@ -2090,7 +2106,7 @@
     </w:p>
     <w:p>
       <w:pPr>
-        <w:pStyle w:val="Prrafodelista"/>
+        <w:pStyle w:val="ListParagraph"/>
         <w:numPr>
           <w:ilvl w:val="0"/>
           <w:numId w:val="18"/>
@@ -2120,7 +2136,7 @@
     </w:p>
     <w:p>
       <w:pPr>
-        <w:pStyle w:val="Prrafodelista"/>
+        <w:pStyle w:val="ListParagraph"/>
         <w:numPr>
           <w:ilvl w:val="0"/>
           <w:numId w:val="18"/>
@@ -2150,7 +2166,7 @@
     </w:p>
     <w:p>
       <w:pPr>
-        <w:pStyle w:val="Ttulo3"/>
+        <w:pStyle w:val="Heading3"/>
         <w:rPr>
           <w:i/>
           <w:iCs/>
@@ -2186,7 +2202,7 @@
     </w:p>
     <w:p>
       <w:pPr>
-        <w:pStyle w:val="Prrafodelista"/>
+        <w:pStyle w:val="ListParagraph"/>
         <w:numPr>
           <w:ilvl w:val="0"/>
           <w:numId w:val="19"/>
@@ -2216,7 +2232,7 @@
     </w:p>
     <w:p>
       <w:pPr>
-        <w:pStyle w:val="Prrafodelista"/>
+        <w:pStyle w:val="ListParagraph"/>
         <w:numPr>
           <w:ilvl w:val="0"/>
           <w:numId w:val="19"/>
@@ -2262,7 +2278,7 @@
     </w:p>
     <w:p>
       <w:pPr>
-        <w:pStyle w:val="Prrafodelista"/>
+        <w:pStyle w:val="ListParagraph"/>
         <w:numPr>
           <w:ilvl w:val="0"/>
           <w:numId w:val="19"/>
@@ -2292,7 +2308,7 @@
     </w:p>
     <w:p>
       <w:pPr>
-        <w:pStyle w:val="Ttulo3"/>
+        <w:pStyle w:val="Heading3"/>
         <w:rPr>
           <w:i/>
           <w:iCs/>
@@ -2316,7 +2332,7 @@
     </w:p>
     <w:p>
       <w:pPr>
-        <w:pStyle w:val="Prrafodelista"/>
+        <w:pStyle w:val="ListParagraph"/>
         <w:numPr>
           <w:ilvl w:val="0"/>
           <w:numId w:val="20"/>
@@ -2346,7 +2362,7 @@
     </w:p>
     <w:p>
       <w:pPr>
-        <w:pStyle w:val="Prrafodelista"/>
+        <w:pStyle w:val="ListParagraph"/>
         <w:numPr>
           <w:ilvl w:val="0"/>
           <w:numId w:val="20"/>
@@ -2377,7 +2393,7 @@
     </w:p>
     <w:p>
       <w:pPr>
-        <w:pStyle w:val="Prrafodelista"/>
+        <w:pStyle w:val="ListParagraph"/>
         <w:numPr>
           <w:ilvl w:val="0"/>
           <w:numId w:val="20"/>
@@ -2407,7 +2423,7 @@
     </w:p>
     <w:p>
       <w:pPr>
-        <w:pStyle w:val="Ttulo3"/>
+        <w:pStyle w:val="Heading3"/>
         <w:rPr>
           <w:i/>
           <w:iCs/>
@@ -2431,7 +2447,7 @@
     </w:p>
     <w:p>
       <w:pPr>
-        <w:pStyle w:val="Prrafodelista"/>
+        <w:pStyle w:val="ListParagraph"/>
         <w:numPr>
           <w:ilvl w:val="0"/>
           <w:numId w:val="21"/>
@@ -2461,7 +2477,7 @@
     </w:p>
     <w:p>
       <w:pPr>
-        <w:pStyle w:val="Prrafodelista"/>
+        <w:pStyle w:val="ListParagraph"/>
         <w:numPr>
           <w:ilvl w:val="0"/>
           <w:numId w:val="21"/>
@@ -2491,7 +2507,7 @@
     </w:p>
     <w:p>
       <w:pPr>
-        <w:pStyle w:val="Prrafodelista"/>
+        <w:pStyle w:val="ListParagraph"/>
         <w:numPr>
           <w:ilvl w:val="0"/>
           <w:numId w:val="21"/>
@@ -2521,7 +2537,7 @@
     </w:p>
     <w:p>
       <w:pPr>
-        <w:pStyle w:val="Ttulo2"/>
+        <w:pStyle w:val="Heading2"/>
         <w:rPr>
           <w:b/>
           <w:bCs/>
@@ -2545,7 +2561,7 @@
     </w:p>
     <w:p>
       <w:pPr>
-        <w:pStyle w:val="Ttulo3"/>
+        <w:pStyle w:val="Heading3"/>
         <w:rPr>
           <w:i/>
           <w:iCs/>
@@ -2842,7 +2858,7 @@
     </w:p>
     <w:p>
       <w:pPr>
-        <w:pStyle w:val="Ttulo3"/>
+        <w:pStyle w:val="Heading3"/>
         <w:rPr>
           <w:i/>
           <w:iCs/>
@@ -2867,7 +2883,7 @@
     </w:p>
     <w:p>
       <w:pPr>
-        <w:pStyle w:val="Prrafodelista"/>
+        <w:pStyle w:val="ListParagraph"/>
         <w:numPr>
           <w:ilvl w:val="0"/>
           <w:numId w:val="22"/>
@@ -2897,7 +2913,7 @@
     </w:p>
     <w:p>
       <w:pPr>
-        <w:pStyle w:val="Prrafodelista"/>
+        <w:pStyle w:val="ListParagraph"/>
         <w:numPr>
           <w:ilvl w:val="0"/>
           <w:numId w:val="22"/>
@@ -2959,7 +2975,7 @@
     </w:p>
     <w:p>
       <w:pPr>
-        <w:pStyle w:val="Ttulo2"/>
+        <w:pStyle w:val="Heading2"/>
         <w:rPr>
           <w:b/>
           <w:bCs/>
@@ -2983,14 +2999,14 @@
     </w:p>
     <w:tbl>
       <w:tblPr>
-        <w:tblStyle w:val="Tablaconcuadrcula"/>
+        <w:tblStyle w:val="TableGrid"/>
         <w:tblW w:w="0" w:type="auto"/>
         <w:tblLook w:val="04A0" w:firstRow="1" w:lastRow="0" w:firstColumn="1" w:lastColumn="0" w:noHBand="0" w:noVBand="1"/>
       </w:tblPr>
       <w:tblGrid>
-        <w:gridCol w:w="2823"/>
-        <w:gridCol w:w="2876"/>
-        <w:gridCol w:w="2795"/>
+        <w:gridCol w:w="2846"/>
+        <w:gridCol w:w="2939"/>
+        <w:gridCol w:w="2709"/>
       </w:tblGrid>
       <w:tr>
         <w:trPr>
@@ -3098,23 +3114,31 @@
             </w:pPr>
             <w:r>
               <w:rPr>
-                <w:b/>
-                <w:bCs/>
-                <w:noProof/>
+                <w:sz w:val="22"/>
+                <w:szCs w:val="22"/>
+                <w:u w:val="single"/>
               </w:rPr>
               <w:drawing>
-                <wp:anchor distT="0" distB="0" distL="114300" distR="114300" simplePos="0" relativeHeight="251666432" behindDoc="0" locked="0" layoutInCell="1" allowOverlap="1" wp14:anchorId="622DE41D" wp14:editId="15952A0B">
+                <wp:anchor distT="0" distB="0" distL="114300" distR="114300" simplePos="0" relativeHeight="251666432" behindDoc="0" locked="0" layoutInCell="1" allowOverlap="1" wp14:anchorId="2B5B6633" wp14:editId="5AB1B95C">
                   <wp:simplePos x="0" y="0"/>
                   <wp:positionH relativeFrom="column">
-                    <wp:posOffset>-64885</wp:posOffset>
+                    <wp:posOffset>-65405</wp:posOffset>
                   </wp:positionH>
                   <wp:positionV relativeFrom="paragraph">
-                    <wp:posOffset>3117</wp:posOffset>
+                    <wp:posOffset>0</wp:posOffset>
                   </wp:positionV>
-                  <wp:extent cx="1885544" cy="4080510"/>
-                  <wp:effectExtent l="0" t="0" r="635" b="0"/>
-                  <wp:wrapTopAndBottom/>
-                  <wp:docPr id="1801681605" name="Imagen 3"/>
+                  <wp:extent cx="1913890" cy="4080510"/>
+                  <wp:effectExtent l="0" t="0" r="0" b="0"/>
+                  <wp:wrapThrough wrapText="bothSides">
+                    <wp:wrapPolygon edited="0">
+                      <wp:start x="0" y="0"/>
+                      <wp:lineTo x="0" y="21479"/>
+                      <wp:lineTo x="21285" y="21479"/>
+                      <wp:lineTo x="21285" y="0"/>
+                      <wp:lineTo x="0" y="0"/>
+                    </wp:wrapPolygon>
+                  </wp:wrapThrough>
+                  <wp:docPr id="1569479314" name="Picture 2"/>
                   <wp:cNvGraphicFramePr>
                     <a:graphicFrameLocks xmlns:a="http://schemas.openxmlformats.org/drawingml/2006/main" noChangeAspect="1"/>
                   </wp:cNvGraphicFramePr>
@@ -3122,29 +3146,131 @@
                     <a:graphicData uri="http://schemas.openxmlformats.org/drawingml/2006/picture">
                       <pic:pic xmlns:pic="http://schemas.openxmlformats.org/drawingml/2006/picture">
                         <pic:nvPicPr>
-                          <pic:cNvPr id="371150685" name="Imagen 371150685"/>
-                          <pic:cNvPicPr/>
+                          <pic:cNvPr id="0" name="Picture 6"/>
+                          <pic:cNvPicPr>
+                            <a:picLocks noChangeAspect="1" noChangeArrowheads="1"/>
+                          </pic:cNvPicPr>
                         </pic:nvPicPr>
                         <pic:blipFill>
-                          <a:blip r:embed="rId8">
+                          <a:blip r:embed="rId8" cstate="print">
                             <a:extLst>
                               <a:ext uri="{28A0092B-C50C-407E-A947-70E740481C1C}">
                                 <a14:useLocalDpi xmlns:a14="http://schemas.microsoft.com/office/drawing/2010/main" val="0"/>
                               </a:ext>
                             </a:extLst>
                           </a:blip>
+                          <a:srcRect/>
                           <a:stretch>
                             <a:fillRect/>
                           </a:stretch>
                         </pic:blipFill>
-                        <pic:spPr>
+                        <pic:spPr bwMode="auto">
                           <a:xfrm>
                             <a:off x="0" y="0"/>
-                            <a:ext cx="1885544" cy="4080510"/>
+                            <a:ext cx="1913890" cy="4080510"/>
                           </a:xfrm>
                           <a:prstGeom prst="rect">
                             <a:avLst/>
                           </a:prstGeom>
+                          <a:noFill/>
+                          <a:ln>
+                            <a:noFill/>
+                          </a:ln>
+                        </pic:spPr>
+                      </pic:pic>
+                    </a:graphicData>
+                  </a:graphic>
+                  <wp14:sizeRelV relativeFrom="margin">
+                    <wp14:pctHeight>0</wp14:pctHeight>
+                  </wp14:sizeRelV>
+                </wp:anchor>
+              </w:drawing>
+            </w:r>
+            <w:r>
+              <w:rPr>
+                <w:sz w:val="22"/>
+                <w:szCs w:val="22"/>
+                <w:u w:val="single"/>
+              </w:rPr>
+              <w:t>Nivel de curso</w:t>
+            </w:r>
+          </w:p>
+        </w:tc>
+        <w:tc>
+          <w:tcPr>
+            <w:tcW w:w="2795" w:type="dxa"/>
+          </w:tcPr>
+          <w:p>
+            <w:pPr>
+              <w:jc w:val="center"/>
+              <w:rPr>
+                <w:sz w:val="22"/>
+                <w:szCs w:val="22"/>
+                <w:u w:val="single"/>
+              </w:rPr>
+            </w:pPr>
+            <w:r>
+              <w:rPr>
+                <w:noProof/>
+                <w:sz w:val="22"/>
+                <w:szCs w:val="22"/>
+                <w:u w:val="single"/>
+              </w:rPr>
+              <w:drawing>
+                <wp:anchor distT="0" distB="0" distL="114300" distR="114300" simplePos="0" relativeHeight="251667456" behindDoc="1" locked="0" layoutInCell="1" allowOverlap="1" wp14:anchorId="5CDF8C5B" wp14:editId="20D3069F">
+                  <wp:simplePos x="0" y="0"/>
+                  <wp:positionH relativeFrom="column">
+                    <wp:posOffset>-65405</wp:posOffset>
+                  </wp:positionH>
+                  <wp:positionV relativeFrom="paragraph">
+                    <wp:posOffset>0</wp:posOffset>
+                  </wp:positionV>
+                  <wp:extent cx="1752600" cy="4092575"/>
+                  <wp:effectExtent l="0" t="0" r="0" b="3175"/>
+                  <wp:wrapThrough wrapText="bothSides">
+                    <wp:wrapPolygon edited="0">
+                      <wp:start x="0" y="0"/>
+                      <wp:lineTo x="0" y="21516"/>
+                      <wp:lineTo x="21365" y="21516"/>
+                      <wp:lineTo x="21365" y="0"/>
+                      <wp:lineTo x="0" y="0"/>
+                    </wp:wrapPolygon>
+                  </wp:wrapThrough>
+                  <wp:docPr id="244168856" name="Picture 5"/>
+                  <wp:cNvGraphicFramePr>
+                    <a:graphicFrameLocks xmlns:a="http://schemas.openxmlformats.org/drawingml/2006/main" noChangeAspect="1"/>
+                  </wp:cNvGraphicFramePr>
+                  <a:graphic xmlns:a="http://schemas.openxmlformats.org/drawingml/2006/main">
+                    <a:graphicData uri="http://schemas.openxmlformats.org/drawingml/2006/picture">
+                      <pic:pic xmlns:pic="http://schemas.openxmlformats.org/drawingml/2006/picture">
+                        <pic:nvPicPr>
+                          <pic:cNvPr id="0" name="Picture 2"/>
+                          <pic:cNvPicPr>
+                            <a:picLocks noChangeAspect="1" noChangeArrowheads="1"/>
+                          </pic:cNvPicPr>
+                        </pic:nvPicPr>
+                        <pic:blipFill>
+                          <a:blip r:embed="rId9" cstate="print">
+                            <a:extLst>
+                              <a:ext uri="{28A0092B-C50C-407E-A947-70E740481C1C}">
+                                <a14:useLocalDpi xmlns:a14="http://schemas.microsoft.com/office/drawing/2010/main" val="0"/>
+                              </a:ext>
+                            </a:extLst>
+                          </a:blip>
+                          <a:srcRect/>
+                          <a:stretch>
+                            <a:fillRect/>
+                          </a:stretch>
+                        </pic:blipFill>
+                        <pic:spPr bwMode="auto">
+                          <a:xfrm>
+                            <a:off x="0" y="0"/>
+                            <a:ext cx="1752600" cy="4092575"/>
+                          </a:xfrm>
+                          <a:prstGeom prst="rect">
+                            <a:avLst/>
+                          </a:prstGeom>
+                          <a:noFill/>
                         </pic:spPr>
                       </pic:pic>
                     </a:graphicData>
@@ -3164,91 +3290,6 @@
                 <w:szCs w:val="22"/>
                 <w:u w:val="single"/>
               </w:rPr>
-              <w:t>Nivel de curso</w:t>
-            </w:r>
-          </w:p>
-        </w:tc>
-        <w:tc>
-          <w:tcPr>
-            <w:tcW w:w="2795" w:type="dxa"/>
-          </w:tcPr>
-          <w:p>
-            <w:pPr>
-              <w:jc w:val="center"/>
-              <w:rPr>
-                <w:sz w:val="22"/>
-                <w:szCs w:val="22"/>
-                <w:u w:val="single"/>
-              </w:rPr>
-            </w:pPr>
-            <w:r>
-              <w:rPr>
-                <w:b/>
-                <w:bCs/>
-                <w:noProof/>
-              </w:rPr>
-              <w:drawing>
-                <wp:anchor distT="0" distB="0" distL="114300" distR="114300" simplePos="0" relativeHeight="251664384" behindDoc="1" locked="0" layoutInCell="1" allowOverlap="1" wp14:anchorId="167AA4FE" wp14:editId="7A185234">
-                  <wp:simplePos x="0" y="0"/>
-                  <wp:positionH relativeFrom="column">
-                    <wp:posOffset>-65405</wp:posOffset>
-                  </wp:positionH>
-                  <wp:positionV relativeFrom="paragraph">
-                    <wp:posOffset>1905</wp:posOffset>
-                  </wp:positionV>
-                  <wp:extent cx="1821815" cy="4080510"/>
-                  <wp:effectExtent l="0" t="0" r="6985" b="0"/>
-                  <wp:wrapTopAndBottom/>
-                  <wp:docPr id="76233214" name="Imagen 1"/>
-                  <wp:cNvGraphicFramePr>
-                    <a:graphicFrameLocks xmlns:a="http://schemas.openxmlformats.org/drawingml/2006/main" noChangeAspect="1"/>
-                  </wp:cNvGraphicFramePr>
-                  <a:graphic xmlns:a="http://schemas.openxmlformats.org/drawingml/2006/main">
-                    <a:graphicData uri="http://schemas.openxmlformats.org/drawingml/2006/picture">
-                      <pic:pic xmlns:pic="http://schemas.openxmlformats.org/drawingml/2006/picture">
-                        <pic:nvPicPr>
-                          <pic:cNvPr id="401190275" name="Imagen 401190275"/>
-                          <pic:cNvPicPr/>
-                        </pic:nvPicPr>
-                        <pic:blipFill>
-                          <a:blip r:embed="rId9">
-                            <a:extLst>
-                              <a:ext uri="{28A0092B-C50C-407E-A947-70E740481C1C}">
-                                <a14:useLocalDpi xmlns:a14="http://schemas.microsoft.com/office/drawing/2010/main" val="0"/>
-                              </a:ext>
-                            </a:extLst>
-                          </a:blip>
-                          <a:stretch>
-                            <a:fillRect/>
-                          </a:stretch>
-                        </pic:blipFill>
-                        <pic:spPr>
-                          <a:xfrm>
-                            <a:off x="0" y="0"/>
-                            <a:ext cx="1821815" cy="4080510"/>
-                          </a:xfrm>
-                          <a:prstGeom prst="rect">
-                            <a:avLst/>
-                          </a:prstGeom>
-                        </pic:spPr>
-                      </pic:pic>
-                    </a:graphicData>
-                  </a:graphic>
-                  <wp14:sizeRelH relativeFrom="margin">
-                    <wp14:pctWidth>0</wp14:pctWidth>
-                  </wp14:sizeRelH>
-                  <wp14:sizeRelV relativeFrom="margin">
-                    <wp14:pctHeight>0</wp14:pctHeight>
-                  </wp14:sizeRelV>
-                </wp:anchor>
-              </w:drawing>
-            </w:r>
-            <w:r>
-              <w:rPr>
-                <w:sz w:val="22"/>
-                <w:szCs w:val="22"/>
-                <w:u w:val="single"/>
-              </w:rPr>
               <w:t>Nivel completo</w:t>
             </w:r>
           </w:p>
@@ -3298,7 +3339,7 @@
     </w:p>
     <w:p>
       <w:pPr>
-        <w:pStyle w:val="Ttulo2"/>
+        <w:pStyle w:val="Heading2"/>
         <w:rPr>
           <w:b/>
           <w:bCs/>
@@ -3371,7 +3412,7 @@
     </w:p>
     <w:p>
       <w:pPr>
-        <w:pStyle w:val="Ttulo2"/>
+        <w:pStyle w:val="Heading2"/>
         <w:rPr>
           <w:b/>
           <w:bCs/>
@@ -3395,7 +3436,7 @@
     </w:p>
     <w:p>
       <w:pPr>
-        <w:pStyle w:val="Prrafodelista"/>
+        <w:pStyle w:val="ListParagraph"/>
         <w:numPr>
           <w:ilvl w:val="0"/>
           <w:numId w:val="23"/>
@@ -3425,7 +3466,7 @@
     </w:p>
     <w:p>
       <w:pPr>
-        <w:pStyle w:val="Prrafodelista"/>
+        <w:pStyle w:val="ListParagraph"/>
         <w:numPr>
           <w:ilvl w:val="0"/>
           <w:numId w:val="23"/>
@@ -3466,14 +3507,7 @@
           <w:sz w:val="22"/>
           <w:szCs w:val="22"/>
         </w:rPr>
-        <w:t xml:space="preserve"> asignadas por curso. En una, la mascota dice </w:t>
-      </w:r>
-      <w:r>
-        <w:rPr>
-          <w:sz w:val="22"/>
-          <w:szCs w:val="22"/>
-        </w:rPr>
-        <w:t>“</w:t>
+        <w:t xml:space="preserve"> asignadas por curso. En una, la mascota dice “</w:t>
       </w:r>
       <w:proofErr w:type="spellStart"/>
       <w:r>
@@ -3489,21 +3523,7 @@
           <w:sz w:val="22"/>
           <w:szCs w:val="22"/>
         </w:rPr>
-        <w:t xml:space="preserve"> otra vez</w:t>
-      </w:r>
-      <w:r>
-        <w:rPr>
-          <w:sz w:val="22"/>
-          <w:szCs w:val="22"/>
-        </w:rPr>
-        <w:t>”</w:t>
-      </w:r>
-      <w:r>
-        <w:rPr>
-          <w:sz w:val="22"/>
-          <w:szCs w:val="22"/>
-        </w:rPr>
-        <w:t xml:space="preserve"> antes de dar la pista; en la otra, la da de inmediato. Ambas son razonables, así que nadie recibe una experiencia peor. Los cursos de cada versión deben ser comparables: mismo grado, escuelas similares y una distribución parecida de niveles según la línea de base. Así, una diferencia puede atribuirse al </w:t>
+        <w:t xml:space="preserve"> otra vez” antes de dar la pista; en la otra, la da de inmediato. Ambas son razonables, así que nadie recibe una experiencia peor. Los cursos de cada versión deben ser comparables: mismo grado, escuelas similares y una distribución parecida de niveles según la línea de base. Así, una diferencia puede atribuirse al </w:t>
       </w:r>
       <w:proofErr w:type="spellStart"/>
       <w:r>
@@ -3524,7 +3544,7 @@
     </w:p>
     <w:p>
       <w:pPr>
-        <w:pStyle w:val="Prrafodelista"/>
+        <w:pStyle w:val="ListParagraph"/>
         <w:numPr>
           <w:ilvl w:val="0"/>
           <w:numId w:val="23"/>
@@ -3554,7 +3574,7 @@
     </w:p>
     <w:p>
       <w:pPr>
-        <w:pStyle w:val="Ttulo2"/>
+        <w:pStyle w:val="Heading2"/>
         <w:rPr>
           <w:b/>
           <w:bCs/>
@@ -3651,7 +3671,7 @@
     </w:p>
     <w:p>
       <w:pPr>
-        <w:pStyle w:val="Ttulo2"/>
+        <w:pStyle w:val="Heading2"/>
         <w:jc w:val="both"/>
         <w:rPr>
           <w:b/>
@@ -3665,7 +3685,7 @@
     <w:p/>
     <w:p>
       <w:pPr>
-        <w:pStyle w:val="Ttulo2"/>
+        <w:pStyle w:val="Heading2"/>
         <w:jc w:val="both"/>
         <w:rPr>
           <w:b/>
@@ -7349,11 +7369,11 @@
     <w:name w:val="Normal"/>
     <w:qFormat/>
   </w:style>
-  <w:style w:type="paragraph" w:styleId="Ttulo1">
+  <w:style w:type="paragraph" w:styleId="Heading1">
     <w:name w:val="heading 1"/>
     <w:basedOn w:val="Normal"/>
     <w:next w:val="Normal"/>
-    <w:link w:val="Ttulo1Car"/>
+    <w:link w:val="Heading1Char"/>
     <w:uiPriority w:val="9"/>
     <w:qFormat/>
     <w:rsid w:val="00093140"/>
@@ -7370,11 +7390,11 @@
       <w:szCs w:val="40"/>
     </w:rPr>
   </w:style>
-  <w:style w:type="paragraph" w:styleId="Ttulo2">
+  <w:style w:type="paragraph" w:styleId="Heading2">
     <w:name w:val="heading 2"/>
     <w:basedOn w:val="Normal"/>
     <w:next w:val="Normal"/>
-    <w:link w:val="Ttulo2Car"/>
+    <w:link w:val="Heading2Char"/>
     <w:uiPriority w:val="9"/>
     <w:unhideWhenUsed/>
     <w:qFormat/>
@@ -7392,11 +7412,11 @@
       <w:szCs w:val="32"/>
     </w:rPr>
   </w:style>
-  <w:style w:type="paragraph" w:styleId="Ttulo3">
+  <w:style w:type="paragraph" w:styleId="Heading3">
     <w:name w:val="heading 3"/>
     <w:basedOn w:val="Normal"/>
     <w:next w:val="Normal"/>
-    <w:link w:val="Ttulo3Car"/>
+    <w:link w:val="Heading3Char"/>
     <w:uiPriority w:val="9"/>
     <w:unhideWhenUsed/>
     <w:qFormat/>
@@ -7414,11 +7434,11 @@
       <w:szCs w:val="28"/>
     </w:rPr>
   </w:style>
-  <w:style w:type="paragraph" w:styleId="Ttulo4">
+  <w:style w:type="paragraph" w:styleId="Heading4">
     <w:name w:val="heading 4"/>
     <w:basedOn w:val="Normal"/>
     <w:next w:val="Normal"/>
-    <w:link w:val="Ttulo4Car"/>
+    <w:link w:val="Heading4Char"/>
     <w:uiPriority w:val="9"/>
     <w:semiHidden/>
     <w:unhideWhenUsed/>
@@ -7437,11 +7457,11 @@
       <w:color w:val="0F4761" w:themeColor="accent1" w:themeShade="BF"/>
     </w:rPr>
   </w:style>
-  <w:style w:type="paragraph" w:styleId="Ttulo5">
+  <w:style w:type="paragraph" w:styleId="Heading5">
     <w:name w:val="heading 5"/>
     <w:basedOn w:val="Normal"/>
     <w:next w:val="Normal"/>
-    <w:link w:val="Ttulo5Car"/>
+    <w:link w:val="Heading5Char"/>
     <w:uiPriority w:val="9"/>
     <w:semiHidden/>
     <w:unhideWhenUsed/>
@@ -7458,11 +7478,11 @@
       <w:color w:val="0F4761" w:themeColor="accent1" w:themeShade="BF"/>
     </w:rPr>
   </w:style>
-  <w:style w:type="paragraph" w:styleId="Ttulo6">
+  <w:style w:type="paragraph" w:styleId="Heading6">
     <w:name w:val="heading 6"/>
     <w:basedOn w:val="Normal"/>
     <w:next w:val="Normal"/>
-    <w:link w:val="Ttulo6Car"/>
+    <w:link w:val="Heading6Char"/>
     <w:uiPriority w:val="9"/>
     <w:semiHidden/>
     <w:unhideWhenUsed/>
@@ -7481,11 +7501,11 @@
       <w:color w:val="595959" w:themeColor="text1" w:themeTint="A6"/>
     </w:rPr>
   </w:style>
-  <w:style w:type="paragraph" w:styleId="Ttulo7">
+  <w:style w:type="paragraph" w:styleId="Heading7">
     <w:name w:val="heading 7"/>
     <w:basedOn w:val="Normal"/>
     <w:next w:val="Normal"/>
-    <w:link w:val="Ttulo7Car"/>
+    <w:link w:val="Heading7Char"/>
     <w:uiPriority w:val="9"/>
     <w:semiHidden/>
     <w:unhideWhenUsed/>
@@ -7502,11 +7522,11 @@
       <w:color w:val="595959" w:themeColor="text1" w:themeTint="A6"/>
     </w:rPr>
   </w:style>
-  <w:style w:type="paragraph" w:styleId="Ttulo8">
+  <w:style w:type="paragraph" w:styleId="Heading8">
     <w:name w:val="heading 8"/>
     <w:basedOn w:val="Normal"/>
     <w:next w:val="Normal"/>
-    <w:link w:val="Ttulo8Car"/>
+    <w:link w:val="Heading8Char"/>
     <w:uiPriority w:val="9"/>
     <w:semiHidden/>
     <w:unhideWhenUsed/>
@@ -7525,11 +7545,11 @@
       <w:color w:val="272727" w:themeColor="text1" w:themeTint="D8"/>
     </w:rPr>
   </w:style>
-  <w:style w:type="paragraph" w:styleId="Ttulo9">
+  <w:style w:type="paragraph" w:styleId="Heading9">
     <w:name w:val="heading 9"/>
     <w:basedOn w:val="Normal"/>
     <w:next w:val="Normal"/>
-    <w:link w:val="Ttulo9Car"/>
+    <w:link w:val="Heading9Char"/>
     <w:uiPriority w:val="9"/>
     <w:semiHidden/>
     <w:unhideWhenUsed/>
@@ -7546,12 +7566,12 @@
       <w:color w:val="272727" w:themeColor="text1" w:themeTint="D8"/>
     </w:rPr>
   </w:style>
-  <w:style w:type="character" w:default="1" w:styleId="Fuentedeprrafopredeter">
+  <w:style w:type="character" w:default="1" w:styleId="DefaultParagraphFont">
     <w:name w:val="Default Paragraph Font"/>
     <w:uiPriority w:val="1"/>
     <w:unhideWhenUsed/>
   </w:style>
-  <w:style w:type="table" w:default="1" w:styleId="Tablanormal">
+  <w:style w:type="table" w:default="1" w:styleId="TableNormal">
     <w:name w:val="Normal Table"/>
     <w:uiPriority w:val="99"/>
     <w:semiHidden/>
@@ -7566,16 +7586,16 @@
       </w:tblCellMar>
     </w:tblPr>
   </w:style>
-  <w:style w:type="numbering" w:default="1" w:styleId="Sinlista">
+  <w:style w:type="numbering" w:default="1" w:styleId="NoList">
     <w:name w:val="No List"/>
     <w:uiPriority w:val="99"/>
     <w:semiHidden/>
     <w:unhideWhenUsed/>
   </w:style>
-  <w:style w:type="character" w:customStyle="1" w:styleId="Ttulo1Car">
-    <w:name w:val="Título 1 Car"/>
-    <w:basedOn w:val="Fuentedeprrafopredeter"/>
-    <w:link w:val="Ttulo1"/>
+  <w:style w:type="character" w:customStyle="1" w:styleId="Heading1Char">
+    <w:name w:val="Heading 1 Char"/>
+    <w:basedOn w:val="DefaultParagraphFont"/>
+    <w:link w:val="Heading1"/>
     <w:uiPriority w:val="9"/>
     <w:rsid w:val="00093140"/>
     <w:rPr>
@@ -7585,10 +7605,10 @@
       <w:szCs w:val="40"/>
     </w:rPr>
   </w:style>
-  <w:style w:type="character" w:customStyle="1" w:styleId="Ttulo2Car">
-    <w:name w:val="Título 2 Car"/>
-    <w:basedOn w:val="Fuentedeprrafopredeter"/>
-    <w:link w:val="Ttulo2"/>
+  <w:style w:type="character" w:customStyle="1" w:styleId="Heading2Char">
+    <w:name w:val="Heading 2 Char"/>
+    <w:basedOn w:val="DefaultParagraphFont"/>
+    <w:link w:val="Heading2"/>
     <w:uiPriority w:val="9"/>
     <w:rsid w:val="00093140"/>
     <w:rPr>
@@ -7598,10 +7618,10 @@
       <w:szCs w:val="32"/>
     </w:rPr>
   </w:style>
-  <w:style w:type="character" w:customStyle="1" w:styleId="Ttulo3Car">
-    <w:name w:val="Título 3 Car"/>
-    <w:basedOn w:val="Fuentedeprrafopredeter"/>
-    <w:link w:val="Ttulo3"/>
+  <w:style w:type="character" w:customStyle="1" w:styleId="Heading3Char">
+    <w:name w:val="Heading 3 Char"/>
+    <w:basedOn w:val="DefaultParagraphFont"/>
+    <w:link w:val="Heading3"/>
     <w:uiPriority w:val="9"/>
     <w:rsid w:val="00093140"/>
     <w:rPr>
@@ -7611,10 +7631,10 @@
       <w:szCs w:val="28"/>
     </w:rPr>
   </w:style>
-  <w:style w:type="character" w:customStyle="1" w:styleId="Ttulo4Car">
-    <w:name w:val="Título 4 Car"/>
-    <w:basedOn w:val="Fuentedeprrafopredeter"/>
-    <w:link w:val="Ttulo4"/>
+  <w:style w:type="character" w:customStyle="1" w:styleId="Heading4Char">
+    <w:name w:val="Heading 4 Char"/>
+    <w:basedOn w:val="DefaultParagraphFont"/>
+    <w:link w:val="Heading4"/>
     <w:uiPriority w:val="9"/>
     <w:semiHidden/>
     <w:rsid w:val="00093140"/>
@@ -7625,10 +7645,10 @@
       <w:color w:val="0F4761" w:themeColor="accent1" w:themeShade="BF"/>
     </w:rPr>
   </w:style>
-  <w:style w:type="character" w:customStyle="1" w:styleId="Ttulo5Car">
-    <w:name w:val="Título 5 Car"/>
-    <w:basedOn w:val="Fuentedeprrafopredeter"/>
-    <w:link w:val="Ttulo5"/>
+  <w:style w:type="character" w:customStyle="1" w:styleId="Heading5Char">
+    <w:name w:val="Heading 5 Char"/>
+    <w:basedOn w:val="DefaultParagraphFont"/>
+    <w:link w:val="Heading5"/>
     <w:uiPriority w:val="9"/>
     <w:semiHidden/>
     <w:rsid w:val="00093140"/>
@@ -7637,10 +7657,10 @@
       <w:color w:val="0F4761" w:themeColor="accent1" w:themeShade="BF"/>
     </w:rPr>
   </w:style>
-  <w:style w:type="character" w:customStyle="1" w:styleId="Ttulo6Car">
-    <w:name w:val="Título 6 Car"/>
-    <w:basedOn w:val="Fuentedeprrafopredeter"/>
-    <w:link w:val="Ttulo6"/>
+  <w:style w:type="character" w:customStyle="1" w:styleId="Heading6Char">
+    <w:name w:val="Heading 6 Char"/>
+    <w:basedOn w:val="DefaultParagraphFont"/>
+    <w:link w:val="Heading6"/>
     <w:uiPriority w:val="9"/>
     <w:semiHidden/>
     <w:rsid w:val="00093140"/>
@@ -7651,10 +7671,10 @@
       <w:color w:val="595959" w:themeColor="text1" w:themeTint="A6"/>
     </w:rPr>
   </w:style>
-  <w:style w:type="character" w:customStyle="1" w:styleId="Ttulo7Car">
-    <w:name w:val="Título 7 Car"/>
-    <w:basedOn w:val="Fuentedeprrafopredeter"/>
-    <w:link w:val="Ttulo7"/>
+  <w:style w:type="character" w:customStyle="1" w:styleId="Heading7Char">
+    <w:name w:val="Heading 7 Char"/>
+    <w:basedOn w:val="DefaultParagraphFont"/>
+    <w:link w:val="Heading7"/>
     <w:uiPriority w:val="9"/>
     <w:semiHidden/>
     <w:rsid w:val="00093140"/>
@@ -7663,10 +7683,10 @@
       <w:color w:val="595959" w:themeColor="text1" w:themeTint="A6"/>
     </w:rPr>
   </w:style>
-  <w:style w:type="character" w:customStyle="1" w:styleId="Ttulo8Car">
-    <w:name w:val="Título 8 Car"/>
-    <w:basedOn w:val="Fuentedeprrafopredeter"/>
-    <w:link w:val="Ttulo8"/>
+  <w:style w:type="character" w:customStyle="1" w:styleId="Heading8Char">
+    <w:name w:val="Heading 8 Char"/>
+    <w:basedOn w:val="DefaultParagraphFont"/>
+    <w:link w:val="Heading8"/>
     <w:uiPriority w:val="9"/>
     <w:semiHidden/>
     <w:rsid w:val="00093140"/>
@@ -7677,10 +7697,10 @@
       <w:color w:val="272727" w:themeColor="text1" w:themeTint="D8"/>
     </w:rPr>
   </w:style>
-  <w:style w:type="character" w:customStyle="1" w:styleId="Ttulo9Car">
-    <w:name w:val="Título 9 Car"/>
-    <w:basedOn w:val="Fuentedeprrafopredeter"/>
-    <w:link w:val="Ttulo9"/>
+  <w:style w:type="character" w:customStyle="1" w:styleId="Heading9Char">
+    <w:name w:val="Heading 9 Char"/>
+    <w:basedOn w:val="DefaultParagraphFont"/>
+    <w:link w:val="Heading9"/>
     <w:uiPriority w:val="9"/>
     <w:semiHidden/>
     <w:rsid w:val="00093140"/>
@@ -7689,11 +7709,11 @@
       <w:color w:val="272727" w:themeColor="text1" w:themeTint="D8"/>
     </w:rPr>
   </w:style>
-  <w:style w:type="paragraph" w:styleId="Ttulo">
+  <w:style w:type="paragraph" w:styleId="Title">
     <w:name w:val="Title"/>
     <w:basedOn w:val="Normal"/>
     <w:next w:val="Normal"/>
-    <w:link w:val="TtuloCar"/>
+    <w:link w:val="TitleChar"/>
     <w:uiPriority w:val="10"/>
     <w:qFormat/>
     <w:rsid w:val="00093140"/>
@@ -7709,10 +7729,10 @@
       <w:szCs w:val="56"/>
     </w:rPr>
   </w:style>
-  <w:style w:type="character" w:customStyle="1" w:styleId="TtuloCar">
-    <w:name w:val="Título Car"/>
-    <w:basedOn w:val="Fuentedeprrafopredeter"/>
-    <w:link w:val="Ttulo"/>
+  <w:style w:type="character" w:customStyle="1" w:styleId="TitleChar">
+    <w:name w:val="Title Char"/>
+    <w:basedOn w:val="DefaultParagraphFont"/>
+    <w:link w:val="Title"/>
     <w:uiPriority w:val="10"/>
     <w:rsid w:val="00093140"/>
     <w:rPr>
@@ -7723,11 +7743,11 @@
       <w:szCs w:val="56"/>
     </w:rPr>
   </w:style>
-  <w:style w:type="paragraph" w:styleId="Subttulo">
+  <w:style w:type="paragraph" w:styleId="Subtitle">
     <w:name w:val="Subtitle"/>
     <w:basedOn w:val="Normal"/>
     <w:next w:val="Normal"/>
-    <w:link w:val="SubttuloCar"/>
+    <w:link w:val="SubtitleChar"/>
     <w:uiPriority w:val="11"/>
     <w:qFormat/>
     <w:rsid w:val="00093140"/>
@@ -7744,10 +7764,10 @@
       <w:szCs w:val="28"/>
     </w:rPr>
   </w:style>
-  <w:style w:type="character" w:customStyle="1" w:styleId="SubttuloCar">
-    <w:name w:val="Subtítulo Car"/>
-    <w:basedOn w:val="Fuentedeprrafopredeter"/>
-    <w:link w:val="Subttulo"/>
+  <w:style w:type="character" w:customStyle="1" w:styleId="SubtitleChar">
+    <w:name w:val="Subtitle Char"/>
+    <w:basedOn w:val="DefaultParagraphFont"/>
+    <w:link w:val="Subtitle"/>
     <w:uiPriority w:val="11"/>
     <w:rsid w:val="00093140"/>
     <w:rPr>
@@ -7758,11 +7778,11 @@
       <w:szCs w:val="28"/>
     </w:rPr>
   </w:style>
-  <w:style w:type="paragraph" w:styleId="Cita">
+  <w:style w:type="paragraph" w:styleId="Quote">
     <w:name w:val="Quote"/>
     <w:basedOn w:val="Normal"/>
     <w:next w:val="Normal"/>
-    <w:link w:val="CitaCar"/>
+    <w:link w:val="QuoteChar"/>
     <w:uiPriority w:val="29"/>
     <w:qFormat/>
     <w:rsid w:val="00093140"/>
@@ -7776,10 +7796,10 @@
       <w:color w:val="404040" w:themeColor="text1" w:themeTint="BF"/>
     </w:rPr>
   </w:style>
-  <w:style w:type="character" w:customStyle="1" w:styleId="CitaCar">
-    <w:name w:val="Cita Car"/>
-    <w:basedOn w:val="Fuentedeprrafopredeter"/>
-    <w:link w:val="Cita"/>
+  <w:style w:type="character" w:customStyle="1" w:styleId="QuoteChar">
+    <w:name w:val="Quote Char"/>
+    <w:basedOn w:val="DefaultParagraphFont"/>
+    <w:link w:val="Quote"/>
     <w:uiPriority w:val="29"/>
     <w:rsid w:val="00093140"/>
     <w:rPr>
@@ -7788,7 +7808,7 @@
       <w:color w:val="404040" w:themeColor="text1" w:themeTint="BF"/>
     </w:rPr>
   </w:style>
-  <w:style w:type="paragraph" w:styleId="Prrafodelista">
+  <w:style w:type="paragraph" w:styleId="ListParagraph">
     <w:name w:val="List Paragraph"/>
     <w:basedOn w:val="Normal"/>
     <w:uiPriority w:val="34"/>
@@ -7799,9 +7819,9 @@
       <w:contextualSpacing/>
     </w:pPr>
   </w:style>
-  <w:style w:type="character" w:styleId="nfasisintenso">
+  <w:style w:type="character" w:styleId="IntenseEmphasis">
     <w:name w:val="Intense Emphasis"/>
-    <w:basedOn w:val="Fuentedeprrafopredeter"/>
+    <w:basedOn w:val="DefaultParagraphFont"/>
     <w:uiPriority w:val="21"/>
     <w:qFormat/>
     <w:rsid w:val="00093140"/>
@@ -7811,11 +7831,11 @@
       <w:color w:val="0F4761" w:themeColor="accent1" w:themeShade="BF"/>
     </w:rPr>
   </w:style>
-  <w:style w:type="paragraph" w:styleId="Citadestacada">
+  <w:style w:type="paragraph" w:styleId="IntenseQuote">
     <w:name w:val="Intense Quote"/>
     <w:basedOn w:val="Normal"/>
     <w:next w:val="Normal"/>
-    <w:link w:val="CitadestacadaCar"/>
+    <w:link w:val="IntenseQuoteChar"/>
     <w:uiPriority w:val="30"/>
     <w:qFormat/>
     <w:rsid w:val="00093140"/>
@@ -7834,10 +7854,10 @@
       <w:color w:val="0F4761" w:themeColor="accent1" w:themeShade="BF"/>
     </w:rPr>
   </w:style>
-  <w:style w:type="character" w:customStyle="1" w:styleId="CitadestacadaCar">
-    <w:name w:val="Cita destacada Car"/>
-    <w:basedOn w:val="Fuentedeprrafopredeter"/>
-    <w:link w:val="Citadestacada"/>
+  <w:style w:type="character" w:customStyle="1" w:styleId="IntenseQuoteChar">
+    <w:name w:val="Intense Quote Char"/>
+    <w:basedOn w:val="DefaultParagraphFont"/>
+    <w:link w:val="IntenseQuote"/>
     <w:uiPriority w:val="30"/>
     <w:rsid w:val="00093140"/>
     <w:rPr>
@@ -7846,9 +7866,9 @@
       <w:color w:val="0F4761" w:themeColor="accent1" w:themeShade="BF"/>
     </w:rPr>
   </w:style>
-  <w:style w:type="character" w:styleId="Referenciaintensa">
+  <w:style w:type="character" w:styleId="IntenseReference">
     <w:name w:val="Intense Reference"/>
-    <w:basedOn w:val="Fuentedeprrafopredeter"/>
+    <w:basedOn w:val="DefaultParagraphFont"/>
     <w:uiPriority w:val="32"/>
     <w:qFormat/>
     <w:rsid w:val="00093140"/>
@@ -7860,9 +7880,9 @@
       <w:spacing w:val="5"/>
     </w:rPr>
   </w:style>
-  <w:style w:type="character" w:styleId="Hipervnculo">
+  <w:style w:type="character" w:styleId="Hyperlink">
     <w:name w:val="Hyperlink"/>
-    <w:basedOn w:val="Fuentedeprrafopredeter"/>
+    <w:basedOn w:val="DefaultParagraphFont"/>
     <w:uiPriority w:val="99"/>
     <w:unhideWhenUsed/>
     <w:rsid w:val="00093140"/>
@@ -7871,9 +7891,9 @@
       <w:u w:val="single"/>
     </w:rPr>
   </w:style>
-  <w:style w:type="character" w:styleId="Mencinsinresolver">
+  <w:style w:type="character" w:styleId="UnresolvedMention">
     <w:name w:val="Unresolved Mention"/>
-    <w:basedOn w:val="Fuentedeprrafopredeter"/>
+    <w:basedOn w:val="DefaultParagraphFont"/>
     <w:uiPriority w:val="99"/>
     <w:semiHidden/>
     <w:unhideWhenUsed/>
@@ -7883,9 +7903,9 @@
       <w:shd w:val="clear" w:color="auto" w:fill="E1DFDD"/>
     </w:rPr>
   </w:style>
-  <w:style w:type="paragraph" w:styleId="TtuloTDC">
+  <w:style w:type="paragraph" w:styleId="TOCHeading">
     <w:name w:val="TOC Heading"/>
-    <w:basedOn w:val="Ttulo1"/>
+    <w:basedOn w:val="Heading1"/>
     <w:next w:val="Normal"/>
     <w:uiPriority w:val="39"/>
     <w:unhideWhenUsed/>
@@ -7903,7 +7923,7 @@
       <w14:ligatures w14:val="none"/>
     </w:rPr>
   </w:style>
-  <w:style w:type="paragraph" w:styleId="TDC2">
+  <w:style w:type="paragraph" w:styleId="TOC2">
     <w:name w:val="toc 2"/>
     <w:basedOn w:val="Normal"/>
     <w:next w:val="Normal"/>
@@ -7916,7 +7936,7 @@
       <w:ind w:left="240"/>
     </w:pPr>
   </w:style>
-  <w:style w:type="paragraph" w:styleId="TDC3">
+  <w:style w:type="paragraph" w:styleId="TOC3">
     <w:name w:val="toc 3"/>
     <w:basedOn w:val="Normal"/>
     <w:next w:val="Normal"/>
@@ -7937,9 +7957,9 @@
       <w:noProof/>
     </w:rPr>
   </w:style>
-  <w:style w:type="table" w:styleId="Tablaconcuadrcula">
+  <w:style w:type="table" w:styleId="TableGrid">
     <w:name w:val="Table Grid"/>
-    <w:basedOn w:val="Tablanormal"/>
+    <w:basedOn w:val="TableNormal"/>
     <w:uiPriority w:val="39"/>
     <w:rsid w:val="001A6155"/>
     <w:pPr>
